--- a/EXPORTS/DOCX/published/niveau2/English/CivilServants.docx
+++ b/EXPORTS/DOCX/published/niveau2/English/CivilServants.docx
@@ -242,7 +242,43 @@
           <w:color w:val="000000"/>
           <w:sz w:val="24"/>
         </w:rPr>
-        <w:t xml:space="preserve"> in particular had a large number of civil servants, who were partly m</w:t>
+        <w:t xml:space="preserve"> in particular had a large number of civil servants, who we</w:t>
+      </w:r>
+      <w:r>
+        <w:rPr>
+          <w:u w:val="single" w:color="0000ff"/>
+          <w:rFonts w:ascii="Charis SIL Regular" w:hAnsi="Charis SIL Regular" w:eastAsia="Charis SIL Regular"/>
+          <w:b w:val="0"/>
+          <w:i w:val="0"/>
+          <w:color w:val="000000"/>
+          <w:sz w:val="24"/>
+        </w:rPr>
+        <w:hyperlink r:id="rId9" w:history="1">
+          <w:r>
+            <w:rPr>
+              <w:rStyle w:val="Hyperlink"/>
+            </w:rPr>
+            <w:t>re par</w:t>
+          </w:r>
+        </w:hyperlink>
+      </w:r>
+      <w:r>
+        <w:rPr>
+          <w:u w:val="single" w:color="0000ff"/>
+          <w:rFonts w:ascii="Charis SIL Regular" w:hAnsi="Charis SIL Regular" w:eastAsia="Charis SIL Regular"/>
+          <w:b w:val="0"/>
+          <w:i w:val="0"/>
+          <w:color w:val="000000"/>
+          <w:sz w:val="24"/>
+        </w:rPr>
+        <w:hyperlink r:id="rId9" w:history="1">
+          <w:r>
+            <w:rPr>
+              <w:rStyle w:val="Hyperlink"/>
+            </w:rPr>
+            <w:t>tly m</w:t>
+          </w:r>
+        </w:hyperlink>
       </w:r>
       <w:r>
         <w:rPr>
@@ -3349,9 +3385,15 @@
           <w:i w:val="0"/>
           <w:color w:val="0000FF"/>
           <w:sz w:val="24"/>
-          <w:u w:val="single"/>
-        </w:rPr>
-        <w:t>.n</w:t>
+        </w:rPr>
+        <w:hyperlink r:id="rId22" w:history="1">
+          <w:r>
+            <w:rPr>
+              <w:rStyle w:val="Hyperlink"/>
+            </w:rPr>
+            <w:t>.n</w:t>
+          </w:r>
+        </w:hyperlink>
       </w:r>
       <w:r>
         <w:rPr>
@@ -4908,7 +4950,7 @@
           <w:sz w:val="24"/>
           <w:u w:val="single"/>
         </w:rPr>
-        <w:hyperlink r:id="rId29" w:history="1">
+        <w:hyperlink r:id="rId30" w:history="1">
           <w:r>
             <w:rPr>
               <w:rStyle w:val="Hyperlink"/>
@@ -4926,7 +4968,7 @@
           <w:sz w:val="24"/>
           <w:u w:val="single"/>
         </w:rPr>
-        <w:hyperlink r:id="rId29" w:history="1">
+        <w:hyperlink r:id="rId30" w:history="1">
           <w:r>
             <w:rPr>
               <w:rStyle w:val="Hyperlink"/>
@@ -4955,7 +4997,7 @@
           <w:sz w:val="24"/>
           <w:u w:val="single"/>
         </w:rPr>
-        <w:hyperlink r:id="rId29" w:history="1">
+        <w:hyperlink r:id="rId30" w:history="1">
           <w:r>
             <w:rPr>
               <w:rStyle w:val="Hyperlink"/>
@@ -5056,7 +5098,7 @@
           <w:sz w:val="24"/>
           <w:u w:val="single"/>
         </w:rPr>
-        <w:hyperlink r:id="rId30" w:history="1">
+        <w:hyperlink r:id="rId31" w:history="1">
           <w:r>
             <w:rPr>
               <w:rStyle w:val="Hyperlink"/>
@@ -5074,7 +5116,7 @@
           <w:sz w:val="24"/>
           <w:u w:val="single"/>
         </w:rPr>
-        <w:hyperlink r:id="rId30" w:history="1">
+        <w:hyperlink r:id="rId31" w:history="1">
           <w:r>
             <w:rPr>
               <w:rStyle w:val="Hyperlink"/>
@@ -5092,7 +5134,7 @@
           <w:sz w:val="24"/>
           <w:u w:val="single"/>
         </w:rPr>
-        <w:hyperlink r:id="rId30" w:history="1">
+        <w:hyperlink r:id="rId31" w:history="1">
           <w:r>
             <w:rPr>
               <w:rStyle w:val="Hyperlink"/>
@@ -5120,7 +5162,7 @@
           <w:sz w:val="24"/>
           <w:u w:val="single"/>
         </w:rPr>
-        <w:hyperlink r:id="rId31" w:history="1">
+        <w:hyperlink r:id="rId32" w:history="1">
           <w:r>
             <w:rPr>
               <w:rStyle w:val="Hyperlink"/>
@@ -5149,7 +5191,7 @@
           <w:sz w:val="24"/>
           <w:u w:val="single"/>
         </w:rPr>
-        <w:hyperlink r:id="rId31" w:history="1">
+        <w:hyperlink r:id="rId32" w:history="1">
           <w:r>
             <w:rPr>
               <w:rStyle w:val="Hyperlink"/>
@@ -5177,7 +5219,7 @@
           <w:sz w:val="24"/>
           <w:u w:val="single"/>
         </w:rPr>
-        <w:hyperlink r:id="rId30" w:history="1">
+        <w:hyperlink r:id="rId31" w:history="1">
           <w:r>
             <w:rPr>
               <w:rStyle w:val="Hyperlink"/>
@@ -5195,7 +5237,7 @@
           <w:sz w:val="24"/>
           <w:u w:val="single"/>
         </w:rPr>
-        <w:hyperlink r:id="rId30" w:history="1">
+        <w:hyperlink r:id="rId31" w:history="1">
           <w:r>
             <w:rPr>
               <w:rStyle w:val="Hyperlink"/>
@@ -5224,7 +5266,7 @@
           <w:sz w:val="24"/>
           <w:u w:val="single"/>
         </w:rPr>
-        <w:hyperlink r:id="rId30" w:history="1">
+        <w:hyperlink r:id="rId31" w:history="1">
           <w:r>
             <w:rPr>
               <w:rStyle w:val="Hyperlink"/>

--- a/EXPORTS/DOCX/published/niveau2/English/CivilServants.docx
+++ b/EXPORTS/DOCX/published/niveau2/English/CivilServants.docx
@@ -558,9 +558,15 @@
           <w:i w:val="0"/>
           <w:color w:val="0000FF"/>
           <w:sz w:val="24"/>
-          <w:u w:val="single"/>
-        </w:rPr>
-        <w:t>fl</w:t>
+        </w:rPr>
+        <w:hyperlink r:id="rId11" w:history="1">
+          <w:r>
+            <w:rPr>
+              <w:rStyle w:val="Hyperlink"/>
+            </w:rPr>
+            <w:t>fl</w:t>
+          </w:r>
+        </w:hyperlink>
       </w:r>
       <w:r>
         <w:rPr>
@@ -1789,6 +1795,7 @@
       </w:r>
       <w:r>
         <w:rPr>
+          <w:u w:val="single" w:color="0000ff"/>
           <w:rFonts w:ascii="Charis SIL Regular" w:hAnsi="Charis SIL Regular" w:eastAsia="Charis SIL Regular"/>
           <w:b w:val="0"/>
           <w:i w:val="0"/>

--- a/EXPORTS/DOCX/published/niveau2/English/CivilServants.docx
+++ b/EXPORTS/DOCX/published/niveau2/English/CivilServants.docx
@@ -558,15 +558,9 @@
           <w:i w:val="0"/>
           <w:color w:val="0000FF"/>
           <w:sz w:val="24"/>
-        </w:rPr>
-        <w:hyperlink r:id="rId11" w:history="1">
-          <w:r>
-            <w:rPr>
-              <w:rStyle w:val="Hyperlink"/>
-            </w:rPr>
-            <w:t>fl</w:t>
-          </w:r>
-        </w:hyperlink>
+          <w:u w:val="single"/>
+        </w:rPr>
+        <w:t>fl</w:t>
       </w:r>
       <w:r>
         <w:rPr>
@@ -834,129 +828,13 @@
       </w:r>
       <w:r>
         <w:rPr>
-          <w:u w:val="single" w:color="0000ff"/>
           <w:rFonts w:ascii="Charis SIL Regular" w:hAnsi="Charis SIL Regular" w:eastAsia="Charis SIL Regular"/>
           <w:b w:val="0"/>
           <w:i w:val="0"/>
           <w:color w:val="000000"/>
           <w:sz w:val="24"/>
         </w:rPr>
-        <w:hyperlink r:id="rId12" w:history="1">
-          <w:r>
-            <w:rPr>
-              <w:rStyle w:val="Hyperlink"/>
-            </w:rPr>
-            <w:t>Sciences), w</w:t>
-          </w:r>
-        </w:hyperlink>
-      </w:r>
-      <w:r>
-        <w:rPr>
-          <w:u w:val="single" w:color="0000ff"/>
-          <w:rFonts w:ascii="Charis SIL Regular" w:hAnsi="Charis SIL Regular" w:eastAsia="Charis SIL Regular"/>
-          <w:b w:val="0"/>
-          <w:i w:val="0"/>
-          <w:color w:val="000000"/>
-          <w:sz w:val="24"/>
-        </w:rPr>
-        <w:hyperlink r:id="rId12" w:history="1">
-          <w:r>
-            <w:rPr>
-              <w:rStyle w:val="Hyperlink"/>
-            </w:rPr>
-            <w:t>hich would t</w:t>
-          </w:r>
-        </w:hyperlink>
-      </w:r>
-      <w:r>
-        <w:rPr>
-          <w:u w:val="single" w:color="0000ff"/>
-          <w:rFonts w:ascii="Charis SIL Regular" w:hAnsi="Charis SIL Regular" w:eastAsia="Charis SIL Regular"/>
-          <w:b w:val="0"/>
-          <w:i w:val="0"/>
-          <w:color w:val="000000"/>
-          <w:sz w:val="24"/>
-        </w:rPr>
-        <w:hyperlink r:id="rId12" w:history="1">
-          <w:r>
-            <w:rPr>
-              <w:rStyle w:val="Hyperlink"/>
-            </w:rPr>
-            <w:t>h</w:t>
-          </w:r>
-        </w:hyperlink>
-      </w:r>
-      <w:r>
-        <w:rPr>
-          <w:u w:val="single" w:color="0000ff"/>
-          <w:rFonts w:ascii="Charis SIL Regular" w:hAnsi="Charis SIL Regular" w:eastAsia="Charis SIL Regular"/>
-          <w:b w:val="0"/>
-          <w:i w:val="0"/>
-          <w:color w:val="000000"/>
-          <w:sz w:val="24"/>
-        </w:rPr>
-        <w:hyperlink r:id="rId12" w:history="1">
-          <w:r>
-            <w:rPr>
-              <w:rStyle w:val="Hyperlink"/>
-            </w:rPr>
-            <w:t xml:space="preserve">en </w:t>
-          </w:r>
-        </w:hyperlink>
-      </w:r>
-      <w:r>
-        <w:rPr>
-          <w:u w:val="single" w:color="0000ff"/>
-          <w:rFonts w:ascii="Charis SIL Regular" w:hAnsi="Charis SIL Regular" w:eastAsia="Charis SIL Regular"/>
-          <w:b w:val="0"/>
-          <w:i w:val="0"/>
-          <w:color w:val="000000"/>
-          <w:sz w:val="24"/>
-        </w:rPr>
-        <w:hyperlink r:id="rId12" w:history="1">
-          <w:r>
-            <w:rPr>
-              <w:rStyle w:val="Hyperlink"/>
-            </w:rPr>
-            <w:t>d</w:t>
-          </w:r>
-        </w:hyperlink>
-      </w:r>
-      <w:r>
-        <w:rPr>
-          <w:u w:val="single" w:color="0000ff"/>
-          <w:rFonts w:ascii="Charis SIL Regular" w:hAnsi="Charis SIL Regular" w:eastAsia="Charis SIL Regular"/>
-          <w:b w:val="0"/>
-          <w:i w:val="0"/>
-          <w:color w:val="000000"/>
-          <w:sz w:val="24"/>
-        </w:rPr>
-        <w:hyperlink r:id="rId12" w:history="1">
-          <w:r>
-            <w:rPr>
-              <w:rStyle w:val="Hyperlink"/>
-            </w:rPr>
-            <w:t>istribute</w:t>
-          </w:r>
-        </w:hyperlink>
-      </w:r>
-      <w:r>
-        <w:rPr>
-          <w:u w:val="single" w:color="0000ff"/>
-          <w:rFonts w:ascii="Charis SIL Regular" w:hAnsi="Charis SIL Regular" w:eastAsia="Charis SIL Regular"/>
-          <w:b w:val="0"/>
-          <w:i w:val="0"/>
-          <w:color w:val="000000"/>
-          <w:sz w:val="24"/>
-        </w:rPr>
-        <w:hyperlink r:id="rId12" w:history="1">
-          <w:r>
-            <w:rPr>
-              <w:rStyle w:val="Hyperlink"/>
-            </w:rPr>
-            <w:t xml:space="preserve"> th</w:t>
-          </w:r>
-        </w:hyperlink>
+        <w:t>Sciences), which would then distribute th</w:t>
       </w:r>
       <w:r>
         <w:rPr>
@@ -1795,7 +1673,6 @@
       </w:r>
       <w:r>
         <w:rPr>
-          <w:u w:val="single" w:color="0000ff"/>
           <w:rFonts w:ascii="Charis SIL Regular" w:hAnsi="Charis SIL Regular" w:eastAsia="Charis SIL Regular"/>
           <w:b w:val="0"/>
           <w:i w:val="0"/>
@@ -4957,7 +4834,7 @@
           <w:sz w:val="24"/>
           <w:u w:val="single"/>
         </w:rPr>
-        <w:hyperlink r:id="rId30" w:history="1">
+        <w:hyperlink r:id="rId29" w:history="1">
           <w:r>
             <w:rPr>
               <w:rStyle w:val="Hyperlink"/>
@@ -4975,7 +4852,7 @@
           <w:sz w:val="24"/>
           <w:u w:val="single"/>
         </w:rPr>
-        <w:hyperlink r:id="rId30" w:history="1">
+        <w:hyperlink r:id="rId29" w:history="1">
           <w:r>
             <w:rPr>
               <w:rStyle w:val="Hyperlink"/>
@@ -5004,7 +4881,7 @@
           <w:sz w:val="24"/>
           <w:u w:val="single"/>
         </w:rPr>
-        <w:hyperlink r:id="rId30" w:history="1">
+        <w:hyperlink r:id="rId29" w:history="1">
           <w:r>
             <w:rPr>
               <w:rStyle w:val="Hyperlink"/>
@@ -5105,7 +4982,7 @@
           <w:sz w:val="24"/>
           <w:u w:val="single"/>
         </w:rPr>
-        <w:hyperlink r:id="rId31" w:history="1">
+        <w:hyperlink r:id="rId30" w:history="1">
           <w:r>
             <w:rPr>
               <w:rStyle w:val="Hyperlink"/>
@@ -5123,7 +5000,7 @@
           <w:sz w:val="24"/>
           <w:u w:val="single"/>
         </w:rPr>
-        <w:hyperlink r:id="rId31" w:history="1">
+        <w:hyperlink r:id="rId30" w:history="1">
           <w:r>
             <w:rPr>
               <w:rStyle w:val="Hyperlink"/>
@@ -5141,7 +5018,7 @@
           <w:sz w:val="24"/>
           <w:u w:val="single"/>
         </w:rPr>
-        <w:hyperlink r:id="rId31" w:history="1">
+        <w:hyperlink r:id="rId30" w:history="1">
           <w:r>
             <w:rPr>
               <w:rStyle w:val="Hyperlink"/>
@@ -5169,7 +5046,7 @@
           <w:sz w:val="24"/>
           <w:u w:val="single"/>
         </w:rPr>
-        <w:hyperlink r:id="rId32" w:history="1">
+        <w:hyperlink r:id="rId31" w:history="1">
           <w:r>
             <w:rPr>
               <w:rStyle w:val="Hyperlink"/>
@@ -5198,7 +5075,7 @@
           <w:sz w:val="24"/>
           <w:u w:val="single"/>
         </w:rPr>
-        <w:hyperlink r:id="rId32" w:history="1">
+        <w:hyperlink r:id="rId31" w:history="1">
           <w:r>
             <w:rPr>
               <w:rStyle w:val="Hyperlink"/>
@@ -5226,7 +5103,7 @@
           <w:sz w:val="24"/>
           <w:u w:val="single"/>
         </w:rPr>
-        <w:hyperlink r:id="rId31" w:history="1">
+        <w:hyperlink r:id="rId30" w:history="1">
           <w:r>
             <w:rPr>
               <w:rStyle w:val="Hyperlink"/>
@@ -5244,7 +5121,7 @@
           <w:sz w:val="24"/>
           <w:u w:val="single"/>
         </w:rPr>
-        <w:hyperlink r:id="rId31" w:history="1">
+        <w:hyperlink r:id="rId30" w:history="1">
           <w:r>
             <w:rPr>
               <w:rStyle w:val="Hyperlink"/>
@@ -5273,7 +5150,7 @@
           <w:sz w:val="24"/>
           <w:u w:val="single"/>
         </w:rPr>
-        <w:hyperlink r:id="rId31" w:history="1">
+        <w:hyperlink r:id="rId30" w:history="1">
           <w:r>
             <w:rPr>
               <w:rStyle w:val="Hyperlink"/>
